--- a/BLOCO_3__ACHADOS_DA_PESQUISA__REVISADO_25_07_26.docx
+++ b/BLOCO_3__ACHADOS_DA_PESQUISA__REVISADO_25_07_26.docx
@@ -19,7 +19,7 @@
     </w:p>
     <w:p>
       <w:pPr>
-        <w:spacing w:after="160"/>
+        <w:spacing w:after="140"/>
       </w:pPr>
       <w:r>
         <w:rPr>
@@ -32,7 +32,7 @@
     </w:p>
     <w:p>
       <w:pPr>
-        <w:spacing w:after="160"/>
+        <w:spacing w:after="140"/>
       </w:pPr>
       <w:r>
         <w:rPr>
@@ -45,7 +45,8 @@
     </w:p>
     <w:p>
       <w:pPr>
-        <w:spacing w:after="160"/>
+        <w:keepNext/>
+        <w:spacing w:after="140"/>
         <w:ind w:left="480"/>
       </w:pPr>
       <w:r>
@@ -77,7 +78,7 @@
     </w:p>
     <w:p>
       <w:pPr>
-        <w:spacing w:after="160"/>
+        <w:spacing w:after="140"/>
       </w:pPr>
       <w:r>
         <w:rPr>
@@ -90,7 +91,7 @@
     </w:p>
     <w:p>
       <w:pPr>
-        <w:spacing w:after="160"/>
+        <w:spacing w:after="140"/>
       </w:pPr>
       <w:r>
         <w:rPr>
@@ -103,7 +104,7 @@
     </w:p>
     <w:p>
       <w:pPr>
-        <w:spacing w:after="160"/>
+        <w:spacing w:after="140"/>
       </w:pPr>
       <w:r>
         <w:rPr>
@@ -132,7 +133,7 @@
     </w:p>
     <w:p>
       <w:pPr>
-        <w:spacing w:after="160"/>
+        <w:spacing w:after="140"/>
       </w:pPr>
       <w:r>
         <w:rPr>
@@ -145,7 +146,7 @@
     </w:p>
     <w:p>
       <w:pPr>
-        <w:spacing w:after="160"/>
+        <w:spacing w:after="140"/>
       </w:pPr>
       <w:r>
         <w:rPr>
@@ -174,7 +175,7 @@
     </w:p>
     <w:p>
       <w:pPr>
-        <w:spacing w:after="160"/>
+        <w:spacing w:after="140"/>
       </w:pPr>
       <w:r>
         <w:rPr>
@@ -187,7 +188,7 @@
     </w:p>
     <w:p>
       <w:pPr>
-        <w:spacing w:after="160"/>
+        <w:spacing w:after="140"/>
       </w:pPr>
       <w:r>
         <w:rPr>
@@ -200,7 +201,7 @@
     </w:p>
     <w:p>
       <w:pPr>
-        <w:spacing w:after="160"/>
+        <w:spacing w:after="140"/>
       </w:pPr>
       <w:r>
         <w:rPr>
@@ -213,7 +214,7 @@
     </w:p>
     <w:p>
       <w:pPr>
-        <w:spacing w:after="160"/>
+        <w:spacing w:after="140"/>
       </w:pPr>
       <w:r>
         <w:rPr>
@@ -226,7 +227,7 @@
     </w:p>
     <w:p>
       <w:pPr>
-        <w:spacing w:after="160"/>
+        <w:spacing w:after="140"/>
       </w:pPr>
       <w:r>
         <w:rPr>
@@ -255,7 +256,7 @@
     </w:p>
     <w:p>
       <w:pPr>
-        <w:spacing w:after="160"/>
+        <w:spacing w:after="140"/>
       </w:pPr>
       <w:r>
         <w:rPr>
@@ -284,7 +285,7 @@
     </w:p>
     <w:p>
       <w:pPr>
-        <w:spacing w:after="160"/>
+        <w:spacing w:after="140"/>
       </w:pPr>
       <w:r>
         <w:rPr>
@@ -297,33 +298,33 @@
     </w:p>
     <w:p>
       <w:pPr>
-        <w:spacing w:after="160"/>
-      </w:pPr>
-      <w:r>
-        <w:rPr>
-          <w:rFonts w:ascii="Calibri" w:cs="Calibri" w:eastAsia="Calibri" w:hAnsi="Calibri"/>
-          <w:sz w:val="24"/>
-          <w:szCs w:val="24"/>
-        </w:rPr>
-        <w:t xml:space="preserve">Nos relatos, o uso aparecia muito associado a momentos específicos: ao acordar, antes de dormir, nos intervalos e até no banheiro.</w:t>
-      </w:r>
-    </w:p>
-    <w:p>
-      <w:pPr>
-        <w:spacing w:after="160"/>
-      </w:pPr>
-      <w:r>
-        <w:rPr>
-          <w:rFonts w:ascii="Calibri" w:cs="Calibri" w:eastAsia="Calibri" w:hAnsi="Calibri"/>
-          <w:sz w:val="24"/>
-          <w:szCs w:val="24"/>
-        </w:rPr>
-        <w:t xml:space="preserve">Também apareciam notificações, ver outra pessoa usando o celular e simplesmente estar com o aparelho já aberto na mão.</w:t>
-      </w:r>
-    </w:p>
-    <w:p>
-      <w:pPr>
-        <w:spacing w:after="160"/>
+        <w:spacing w:after="140"/>
+      </w:pPr>
+      <w:r>
+        <w:rPr>
+          <w:rFonts w:ascii="Calibri" w:cs="Calibri" w:eastAsia="Calibri" w:hAnsi="Calibri"/>
+          <w:sz w:val="24"/>
+          <w:szCs w:val="24"/>
+        </w:rPr>
+        <w:t xml:space="preserve">Nos quatro relatos, o uso apareceu antes de dormir e nos intervalos. Também apareceram, nos quatro, demandas sociais e outras pessoas mexendo no celular. Ao acordar, apareceu em três relatos; no banheiro, em dois.</w:t>
+      </w:r>
+    </w:p>
+    <w:p>
+      <w:pPr>
+        <w:spacing w:after="140"/>
+      </w:pPr>
+      <w:r>
+        <w:rPr>
+          <w:rFonts w:ascii="Calibri" w:cs="Calibri" w:eastAsia="Calibri" w:hAnsi="Calibri"/>
+          <w:sz w:val="24"/>
+          <w:szCs w:val="24"/>
+        </w:rPr>
+        <w:t xml:space="preserve">E apareciam ainda as notificações e o simples fato de estar com o aparelho já aberto na mão.</w:t>
+      </w:r>
+    </w:p>
+    <w:p>
+      <w:pPr>
+        <w:spacing w:after="140"/>
       </w:pPr>
       <w:r>
         <w:rPr>
@@ -336,7 +337,8 @@
     </w:p>
     <w:p>
       <w:pPr>
-        <w:spacing w:after="160"/>
+        <w:keepNext/>
+        <w:spacing w:after="140"/>
         <w:ind w:left="480"/>
       </w:pPr>
       <w:r>
@@ -347,28 +349,28 @@
           <w:sz w:val="24"/>
           <w:szCs w:val="24"/>
         </w:rPr>
-        <w:t xml:space="preserve">“Abro... e direto eu já vou no Instagram.”</w:t>
-      </w:r>
-    </w:p>
-    <w:p>
-      <w:pPr>
-        <w:spacing w:after="160"/>
-      </w:pPr>
-      <w:r>
-        <w:rPr>
-          <w:rFonts w:ascii="Calibri" w:cs="Calibri" w:eastAsia="Calibri" w:hAnsi="Calibri"/>
-          <w:i/>
-          <w:iCs/>
-          <w:color w:val="808080"/>
-          <w:sz w:val="22"/>
-          <w:szCs w:val="22"/>
-        </w:rPr>
-        <w:t xml:space="preserve">[pausa]</w:t>
-      </w:r>
-    </w:p>
-    <w:p>
-      <w:pPr>
-        <w:spacing w:after="160"/>
+        <w:t xml:space="preserve">“Aí abre, e é tipo assim, direto eu já vou no Instagram, direto.”</w:t>
+      </w:r>
+    </w:p>
+    <w:p>
+      <w:pPr>
+        <w:spacing w:after="160"/>
+      </w:pPr>
+      <w:r>
+        <w:rPr>
+          <w:rFonts w:ascii="Calibri" w:cs="Calibri" w:eastAsia="Calibri" w:hAnsi="Calibri"/>
+          <w:i/>
+          <w:iCs/>
+          <w:color w:val="808080"/>
+          <w:sz w:val="22"/>
+          <w:szCs w:val="22"/>
+        </w:rPr>
+        <w:t xml:space="preserve">[pausa]</w:t>
+      </w:r>
+    </w:p>
+    <w:p>
+      <w:pPr>
+        <w:spacing w:after="140"/>
       </w:pPr>
       <w:r>
         <w:rPr>
@@ -381,7 +383,7 @@
     </w:p>
     <w:p>
       <w:pPr>
-        <w:spacing w:after="160"/>
+        <w:spacing w:after="140"/>
       </w:pPr>
       <w:r>
         <w:rPr>
@@ -410,7 +412,7 @@
     </w:p>
     <w:p>
       <w:pPr>
-        <w:spacing w:after="160"/>
+        <w:spacing w:after="140"/>
       </w:pPr>
       <w:r>
         <w:rPr>
@@ -423,7 +425,7 @@
     </w:p>
     <w:p>
       <w:pPr>
-        <w:spacing w:after="160"/>
+        <w:spacing w:after="140"/>
       </w:pPr>
       <w:r>
         <w:rPr>
@@ -452,7 +454,7 @@
     </w:p>
     <w:p>
       <w:pPr>
-        <w:spacing w:after="160"/>
+        <w:spacing w:after="140"/>
       </w:pPr>
       <w:r>
         <w:rPr>
@@ -481,7 +483,7 @@
     </w:p>
     <w:p>
       <w:pPr>
-        <w:spacing w:after="160"/>
+        <w:spacing w:after="140"/>
       </w:pPr>
       <w:r>
         <w:rPr>
@@ -494,7 +496,7 @@
     </w:p>
     <w:p>
       <w:pPr>
-        <w:spacing w:after="160"/>
+        <w:spacing w:after="140"/>
       </w:pPr>
       <w:r>
         <w:rPr>
@@ -507,7 +509,8 @@
     </w:p>
     <w:p>
       <w:pPr>
-        <w:spacing w:after="160"/>
+        <w:keepNext/>
+        <w:spacing w:after="140"/>
         <w:ind w:left="480"/>
       </w:pPr>
       <w:r>
@@ -539,7 +542,7 @@
     </w:p>
     <w:p>
       <w:pPr>
-        <w:spacing w:after="160"/>
+        <w:spacing w:after="140"/>
       </w:pPr>
       <w:r>
         <w:rPr>
@@ -552,7 +555,7 @@
     </w:p>
     <w:p>
       <w:pPr>
-        <w:spacing w:after="160"/>
+        <w:spacing w:after="140"/>
       </w:pPr>
       <w:r>
         <w:rPr>
@@ -581,7 +584,7 @@
     </w:p>
     <w:p>
       <w:pPr>
-        <w:spacing w:after="160"/>
+        <w:spacing w:after="140"/>
       </w:pPr>
       <w:r>
         <w:rPr>
@@ -594,7 +597,7 @@
     </w:p>
     <w:p>
       <w:pPr>
-        <w:spacing w:after="160"/>
+        <w:spacing w:after="140"/>
       </w:pPr>
       <w:r>
         <w:rPr>
@@ -607,7 +610,8 @@
     </w:p>
     <w:p>
       <w:pPr>
-        <w:spacing w:after="160"/>
+        <w:keepNext/>
+        <w:spacing w:after="140"/>
         <w:ind w:left="480"/>
       </w:pPr>
       <w:r>
@@ -618,28 +622,28 @@
           <w:sz w:val="24"/>
           <w:szCs w:val="24"/>
         </w:rPr>
-        <w:t xml:space="preserve">“Se eu não estiver com o celular, meu corpo dissociou de ir no banheiro. Ele fica meio burro, tipo: cadê o celular pra eu ir?”</w:t>
-      </w:r>
-    </w:p>
-    <w:p>
-      <w:pPr>
-        <w:spacing w:after="160"/>
-      </w:pPr>
-      <w:r>
-        <w:rPr>
-          <w:rFonts w:ascii="Calibri" w:cs="Calibri" w:eastAsia="Calibri" w:hAnsi="Calibri"/>
-          <w:i/>
-          <w:iCs/>
-          <w:color w:val="808080"/>
-          <w:sz w:val="22"/>
-          <w:szCs w:val="22"/>
-        </w:rPr>
-        <w:t xml:space="preserve">[pausa]</w:t>
-      </w:r>
-    </w:p>
-    <w:p>
-      <w:pPr>
-        <w:spacing w:after="160"/>
+        <w:t xml:space="preserve">“[...] se eu não estiver com o celular, meu corpo dissociou de ir no banheiro assim. Ele fica meio burro assim, tipo: ‘cadê o celular pra eu ir?’”</w:t>
+      </w:r>
+    </w:p>
+    <w:p>
+      <w:pPr>
+        <w:spacing w:after="160"/>
+      </w:pPr>
+      <w:r>
+        <w:rPr>
+          <w:rFonts w:ascii="Calibri" w:cs="Calibri" w:eastAsia="Calibri" w:hAnsi="Calibri"/>
+          <w:i/>
+          <w:iCs/>
+          <w:color w:val="808080"/>
+          <w:sz w:val="22"/>
+          <w:szCs w:val="22"/>
+        </w:rPr>
+        <w:t xml:space="preserve">[pausa]</w:t>
+      </w:r>
+    </w:p>
+    <w:p>
+      <w:pPr>
+        <w:spacing w:after="140"/>
       </w:pPr>
       <w:r>
         <w:rPr>
@@ -668,7 +672,7 @@
     </w:p>
     <w:p>
       <w:pPr>
-        <w:spacing w:after="160"/>
+        <w:spacing w:after="140"/>
       </w:pPr>
       <w:r>
         <w:rPr>
@@ -681,7 +685,7 @@
     </w:p>
     <w:p>
       <w:pPr>
-        <w:spacing w:after="160"/>
+        <w:spacing w:after="140"/>
       </w:pPr>
       <w:r>
         <w:rPr>
@@ -694,7 +698,7 @@
     </w:p>
     <w:p>
       <w:pPr>
-        <w:spacing w:after="160"/>
+        <w:spacing w:after="140"/>
       </w:pPr>
       <w:r>
         <w:rPr>
@@ -707,7 +711,8 @@
     </w:p>
     <w:p>
       <w:pPr>
-        <w:spacing w:after="160"/>
+        <w:keepNext/>
+        <w:spacing w:after="140"/>
         <w:ind w:left="480"/>
       </w:pPr>
       <w:r>
@@ -718,28 +723,28 @@
           <w:sz w:val="24"/>
           <w:szCs w:val="24"/>
         </w:rPr>
-        <w:t xml:space="preserve">“As pessoas vão achar que eu tô ignorando elas.”</w:t>
-      </w:r>
-    </w:p>
-    <w:p>
-      <w:pPr>
-        <w:spacing w:after="160"/>
-      </w:pPr>
-      <w:r>
-        <w:rPr>
-          <w:rFonts w:ascii="Calibri" w:cs="Calibri" w:eastAsia="Calibri" w:hAnsi="Calibri"/>
-          <w:i/>
-          <w:iCs/>
-          <w:color w:val="808080"/>
-          <w:sz w:val="22"/>
-          <w:szCs w:val="22"/>
-        </w:rPr>
-        <w:t xml:space="preserve">[pausa]</w:t>
-      </w:r>
-    </w:p>
-    <w:p>
-      <w:pPr>
-        <w:spacing w:after="160"/>
+        <w:t xml:space="preserve">“As pessoas vão achar que tô ignorando elas.”</w:t>
+      </w:r>
+    </w:p>
+    <w:p>
+      <w:pPr>
+        <w:spacing w:after="160"/>
+      </w:pPr>
+      <w:r>
+        <w:rPr>
+          <w:rFonts w:ascii="Calibri" w:cs="Calibri" w:eastAsia="Calibri" w:hAnsi="Calibri"/>
+          <w:i/>
+          <w:iCs/>
+          <w:color w:val="808080"/>
+          <w:sz w:val="22"/>
+          <w:szCs w:val="22"/>
+        </w:rPr>
+        <w:t xml:space="preserve">[pausa]</w:t>
+      </w:r>
+    </w:p>
+    <w:p>
+      <w:pPr>
+        <w:spacing w:after="140"/>
       </w:pPr>
       <w:r>
         <w:rPr>
@@ -768,20 +773,20 @@
     </w:p>
     <w:p>
       <w:pPr>
-        <w:spacing w:after="160"/>
-      </w:pPr>
-      <w:r>
-        <w:rPr>
-          <w:rFonts w:ascii="Calibri" w:cs="Calibri" w:eastAsia="Calibri" w:hAnsi="Calibri"/>
-          <w:sz w:val="24"/>
-          <w:szCs w:val="24"/>
-        </w:rPr>
-        <w:t xml:space="preserve">Mas o próprio uso também produzia consequências aversivas: atrasos, perda da noção do tempo, interferência no trabalho e nos estudos, e afastamento de atividades e relações que a pessoa valorizava.</w:t>
-      </w:r>
-    </w:p>
-    <w:p>
-      <w:pPr>
-        <w:spacing w:after="160"/>
+        <w:spacing w:after="140"/>
+      </w:pPr>
+      <w:r>
+        <w:rPr>
+          <w:rFonts w:ascii="Calibri" w:cs="Calibri" w:eastAsia="Calibri" w:hAnsi="Calibri"/>
+          <w:sz w:val="24"/>
+          <w:szCs w:val="24"/>
+        </w:rPr>
+        <w:t xml:space="preserve">Mas o próprio uso também produzia consequências aversivas. Nos quatro relatos apareceram atrasos e perda da noção do tempo. Também surgiram interferências no trabalho, nos estudos e em atividades ou relações valorizadas.</w:t>
+      </w:r>
+    </w:p>
+    <w:p>
+      <w:pPr>
+        <w:spacing w:after="140"/>
       </w:pPr>
       <w:r>
         <w:rPr>
@@ -794,36 +799,36 @@
     </w:p>
     <w:p>
       <w:pPr>
-        <w:spacing w:after="160"/>
-      </w:pPr>
-      <w:r>
-        <w:rPr>
-          <w:rFonts w:ascii="Calibri" w:cs="Calibri" w:eastAsia="Calibri" w:hAnsi="Calibri"/>
-          <w:sz w:val="24"/>
-          <w:szCs w:val="24"/>
-        </w:rPr>
-        <w:t xml:space="preserve">Os participantes faziam acordos consigo mesmos, tentavam limitar horários, desativavam notificações e desinstalavam aplicativos.</w:t>
-      </w:r>
-    </w:p>
-    <w:p>
-      <w:pPr>
-        <w:spacing w:after="160"/>
-      </w:pPr>
-      <w:r>
-        <w:rPr>
-          <w:rFonts w:ascii="Calibri" w:cs="Calibri" w:eastAsia="Calibri" w:hAnsi="Calibri"/>
-          <w:i/>
-          <w:iCs/>
-          <w:color w:val="808080"/>
-          <w:sz w:val="22"/>
-          <w:szCs w:val="22"/>
-        </w:rPr>
-        <w:t xml:space="preserve">[pausa]</w:t>
-      </w:r>
-    </w:p>
-    <w:p>
-      <w:pPr>
-        <w:spacing w:after="160"/>
+        <w:spacing w:after="140"/>
+      </w:pPr>
+      <w:r>
+        <w:rPr>
+          <w:rFonts w:ascii="Calibri" w:cs="Calibri" w:eastAsia="Calibri" w:hAnsi="Calibri"/>
+          <w:sz w:val="24"/>
+          <w:szCs w:val="24"/>
+        </w:rPr>
+        <w:t xml:space="preserve">Todos os quatro relataram tentativas de fazer acordos consigo mesmos; três desativavam notificações; e um descreveu o ciclo de desinstalar e reinstalar os aplicativos.</w:t>
+      </w:r>
+    </w:p>
+    <w:p>
+      <w:pPr>
+        <w:spacing w:after="160"/>
+      </w:pPr>
+      <w:r>
+        <w:rPr>
+          <w:rFonts w:ascii="Calibri" w:cs="Calibri" w:eastAsia="Calibri" w:hAnsi="Calibri"/>
+          <w:i/>
+          <w:iCs/>
+          <w:color w:val="808080"/>
+          <w:sz w:val="22"/>
+          <w:szCs w:val="22"/>
+        </w:rPr>
+        <w:t xml:space="preserve">[pausa]</w:t>
+      </w:r>
+    </w:p>
+    <w:p>
+      <w:pPr>
+        <w:spacing w:after="140"/>
       </w:pPr>
       <w:r>
         <w:rPr>
@@ -836,7 +841,7 @@
     </w:p>
     <w:p>
       <w:pPr>
-        <w:spacing w:after="160"/>
+        <w:spacing w:after="140"/>
       </w:pPr>
       <w:r>
         <w:rPr>
@@ -849,7 +854,7 @@
     </w:p>
     <w:p>
       <w:pPr>
-        <w:spacing w:after="160"/>
+        <w:spacing w:after="140"/>
       </w:pPr>
       <w:r>
         <w:rPr>
@@ -878,7 +883,7 @@
     </w:p>
     <w:p>
       <w:pPr>
-        <w:spacing w:after="160"/>
+        <w:spacing w:after="140"/>
       </w:pPr>
       <w:r>
         <w:rPr>
@@ -891,7 +896,8 @@
     </w:p>
     <w:p>
       <w:pPr>
-        <w:spacing w:after="160"/>
+        <w:keepNext/>
+        <w:spacing w:after="140"/>
         <w:ind w:left="480"/>
       </w:pPr>
       <w:r>
@@ -923,7 +929,7 @@
     </w:p>
     <w:p>
       <w:pPr>
-        <w:spacing w:after="160"/>
+        <w:spacing w:after="140"/>
       </w:pPr>
       <w:r>
         <w:rPr>
@@ -952,7 +958,7 @@
     </w:p>
     <w:p>
       <w:pPr>
-        <w:spacing w:after="160"/>
+        <w:spacing w:after="140"/>
       </w:pPr>
       <w:r>
         <w:rPr>
@@ -965,7 +971,7 @@
     </w:p>
     <w:p>
       <w:pPr>
-        <w:spacing w:after="160"/>
+        <w:spacing w:after="140"/>
       </w:pPr>
       <w:r>
         <w:rPr>
@@ -978,7 +984,7 @@
     </w:p>
     <w:p>
       <w:pPr>
-        <w:spacing w:after="160"/>
+        <w:spacing w:after="140"/>
       </w:pPr>
       <w:r>
         <w:rPr>
@@ -991,7 +997,7 @@
     </w:p>
     <w:p>
       <w:pPr>
-        <w:spacing w:after="160"/>
+        <w:spacing w:after="140"/>
       </w:pPr>
       <w:r>
         <w:rPr>
@@ -1004,7 +1010,7 @@
     </w:p>
     <w:p>
       <w:pPr>
-        <w:spacing w:after="160"/>
+        <w:spacing w:after="140"/>
       </w:pPr>
       <w:r>
         <w:rPr>
@@ -1033,7 +1039,7 @@
     </w:p>
     <w:p>
       <w:pPr>
-        <w:spacing w:after="160"/>
+        <w:spacing w:after="140"/>
       </w:pPr>
       <w:r>
         <w:rPr>
@@ -1046,7 +1052,7 @@
     </w:p>
     <w:p>
       <w:pPr>
-        <w:spacing w:after="160"/>
+        <w:spacing w:after="140"/>
       </w:pPr>
       <w:r>
         <w:rPr>
@@ -1059,7 +1065,7 @@
     </w:p>
     <w:p>
       <w:pPr>
-        <w:spacing w:after="160"/>
+        <w:spacing w:after="140"/>
       </w:pPr>
       <w:r>
         <w:rPr>
@@ -1072,7 +1078,8 @@
     </w:p>
     <w:p>
       <w:pPr>
-        <w:spacing w:after="160"/>
+        <w:keepNext/>
+        <w:spacing w:after="140"/>
         <w:ind w:left="480"/>
       </w:pPr>
       <w:r>
@@ -1104,7 +1111,7 @@
     </w:p>
     <w:p>
       <w:pPr>
-        <w:spacing w:after="160"/>
+        <w:spacing w:after="140"/>
       </w:pPr>
       <w:r>
         <w:rPr>
@@ -1133,7 +1140,7 @@
     </w:p>
     <w:p>
       <w:pPr>
-        <w:spacing w:after="160"/>
+        <w:spacing w:after="140"/>
       </w:pPr>
       <w:r>
         <w:rPr>
@@ -1162,7 +1169,7 @@
     </w:p>
     <w:p>
       <w:pPr>
-        <w:spacing w:after="160"/>
+        <w:spacing w:after="140"/>
       </w:pPr>
       <w:r>
         <w:rPr>
@@ -1191,7 +1198,7 @@
     </w:p>
     <w:p>
       <w:pPr>
-        <w:spacing w:after="160"/>
+        <w:spacing w:after="140"/>
       </w:pPr>
       <w:r>
         <w:rPr>
@@ -1204,7 +1211,7 @@
     </w:p>
     <w:p>
       <w:pPr>
-        <w:spacing w:after="160"/>
+        <w:spacing w:after="140"/>
       </w:pPr>
       <w:r>
         <w:rPr>
@@ -1217,23 +1224,20 @@
     </w:p>
     <w:p>
       <w:pPr>
-        <w:spacing w:after="160"/>
-        <w:ind w:left="480"/>
-      </w:pPr>
-      <w:r>
-        <w:rPr>
-          <w:rFonts w:ascii="Calibri" w:cs="Calibri" w:eastAsia="Calibri" w:hAnsi="Calibri"/>
-          <w:i/>
-          <w:iCs/>
-          <w:sz w:val="24"/>
-          <w:szCs w:val="24"/>
-        </w:rPr>
-        <w:t xml:space="preserve">uando existe sofrimento ou prejuízo associado a um comportamento que não corresponde a uma categoria diagnóstica específica, o que a clínica faz com essa informação?</w:t>
-      </w:r>
-    </w:p>
-    <w:p>
-      <w:pPr>
-        <w:spacing w:after="160"/>
+        <w:spacing w:after="140"/>
+      </w:pPr>
+      <w:r>
+        <w:rPr>
+          <w:rFonts w:ascii="Calibri" w:cs="Calibri" w:eastAsia="Calibri" w:hAnsi="Calibri"/>
+          <w:sz w:val="24"/>
+          <w:szCs w:val="24"/>
+        </w:rPr>
+        <w:t xml:space="preserve">Quando existe sofrimento ou prejuízo associado a um comportamento que não corresponde a uma categoria diagnóstica específica, o que a clínica faz com essa informação?</w:t>
+      </w:r>
+    </w:p>
+    <w:p>
+      <w:pPr>
+        <w:spacing w:after="140"/>
       </w:pPr>
       <w:r>
         <w:rPr>
